--- a/Tuya Zigbee Temperature-Humidity Sensor Driver Documentation.docx
+++ b/Tuya Zigbee Temperature-Humidity Sensor Driver Documentation.docx
@@ -22,7 +22,7 @@
         <w:t>Version 1.0.</w:t>
       </w:r>
       <w:r>
-        <w:t>6</w:t>
+        <w:t>7</w:t>
       </w:r>
       <w:r>
         <w:t xml:space="preserve"> Documentation</w:t>
@@ -194,15 +194,7 @@
         <w:t>Installation</w:t>
       </w:r>
       <w:r>
-        <w:t xml:space="preserve">: Import driver via </w:t>
-      </w:r>
-      <w:proofErr w:type="spellStart"/>
-      <w:r>
-        <w:t>Hubitat's</w:t>
-      </w:r>
-      <w:proofErr w:type="spellEnd"/>
-      <w:r>
-        <w:t xml:space="preserve"> custom driver editor</w:t>
+        <w:t>: Import driver via Hubitat's custom driver editor</w:t>
       </w:r>
     </w:p>
     <w:p>
@@ -321,27 +313,15 @@
           <w:numId w:val="10"/>
         </w:numPr>
       </w:pPr>
-      <w:proofErr w:type="spellStart"/>
-      <w:r>
-        <w:t>lastTempUpdate</w:t>
-      </w:r>
-      <w:proofErr w:type="spellEnd"/>
+      <w:r>
+        <w:t>lastTempUpdate, calibrationState</w:t>
+      </w:r>
       <w:r>
         <w:t xml:space="preserve">, </w:t>
       </w:r>
-      <w:proofErr w:type="spellStart"/>
-      <w:r>
-        <w:t>calibrationState</w:t>
-      </w:r>
-      <w:proofErr w:type="spellEnd"/>
-      <w:r>
-        <w:t xml:space="preserve">, </w:t>
-      </w:r>
-      <w:proofErr w:type="spellStart"/>
       <w:r>
         <w:t>sensorSilentCounter</w:t>
       </w:r>
-      <w:proofErr w:type="spellEnd"/>
     </w:p>
     <w:p>
       <w:pPr>
@@ -396,7 +376,6 @@
           <w:numId w:val="10"/>
         </w:numPr>
       </w:pPr>
-      <w:proofErr w:type="spellStart"/>
       <w:r>
         <w:rPr>
           <w:b/>
@@ -409,15 +388,7 @@
           <w:b/>
           <w:bCs/>
         </w:rPr>
-        <w:t>Dashboard</w:t>
-      </w:r>
-      <w:proofErr w:type="spellEnd"/>
-      <w:r>
-        <w:rPr>
-          <w:b/>
-          <w:bCs/>
-        </w:rPr>
-        <w:t xml:space="preserve"> Attributes</w:t>
+        <w:t>Dashboard Attributes</w:t>
       </w:r>
       <w:r>
         <w:t xml:space="preserve">: </w:t>
@@ -444,19 +415,9 @@
       <w:r>
         <w:t xml:space="preserve">TODO: </w:t>
       </w:r>
-      <w:proofErr w:type="spellStart"/>
-      <w:r>
-        <w:t>lastUpdated</w:t>
-      </w:r>
-      <w:proofErr w:type="spellEnd"/>
-      <w:r>
-        <w:t xml:space="preserve">, </w:t>
-      </w:r>
-      <w:proofErr w:type="spellStart"/>
-      <w:r>
-        <w:t>driverVersion</w:t>
-      </w:r>
-      <w:proofErr w:type="spellEnd"/>
+      <w:r>
+        <w:t>lastUpdated, driverVersion</w:t>
+      </w:r>
     </w:p>
     <w:p>
       <w:pPr>
@@ -821,34 +782,29 @@
           <w:numId w:val="12"/>
         </w:numPr>
       </w:pPr>
-      <w:proofErr w:type="spellStart"/>
       <w:proofErr w:type="gramStart"/>
       <w:r>
-        <w:t>parseTemperature</w:t>
-      </w:r>
-      <w:proofErr w:type="spellEnd"/>
-      <w:r>
-        <w:t>(</w:t>
+        <w:t>parseTemperature(</w:t>
       </w:r>
       <w:proofErr w:type="gramEnd"/>
       <w:r>
         <w:t xml:space="preserve">), </w:t>
       </w:r>
-      <w:proofErr w:type="spellStart"/>
-      <w:r>
-        <w:t>emitHumidityEvent</w:t>
-      </w:r>
-      <w:proofErr w:type="spellEnd"/>
-      <w:r>
-        <w:t xml:space="preserve">(), </w:t>
-      </w:r>
-      <w:proofErr w:type="spellStart"/>
-      <w:r>
-        <w:t>performRefresh</w:t>
-      </w:r>
-      <w:proofErr w:type="spellEnd"/>
-      <w:r>
-        <w:t>()</w:t>
+      <w:proofErr w:type="gramStart"/>
+      <w:r>
+        <w:t>emitHumidityEvent(</w:t>
+      </w:r>
+      <w:proofErr w:type="gramEnd"/>
+      <w:r>
+        <w:t xml:space="preserve">), </w:t>
+      </w:r>
+      <w:proofErr w:type="gramStart"/>
+      <w:r>
+        <w:t>performRefresh(</w:t>
+      </w:r>
+      <w:proofErr w:type="gramEnd"/>
+      <w:r>
+        <w:t>)</w:t>
       </w:r>
     </w:p>
     <w:p>
@@ -940,23 +896,7 @@
         </w:numPr>
       </w:pPr>
       <w:r>
-        <w:t>Declares device capabilities (</w:t>
-      </w:r>
-      <w:proofErr w:type="spellStart"/>
-      <w:r>
-        <w:t>TemperatureMeasurement</w:t>
-      </w:r>
-      <w:proofErr w:type="spellEnd"/>
-      <w:r>
-        <w:t xml:space="preserve">, </w:t>
-      </w:r>
-      <w:proofErr w:type="spellStart"/>
-      <w:r>
-        <w:t>RelativeHumidityMeasurement</w:t>
-      </w:r>
-      <w:proofErr w:type="spellEnd"/>
-      <w:r>
-        <w:t>, Sensor, Configuration, etc.)</w:t>
+        <w:t>Declares device capabilities (TemperatureMeasurement, RelativeHumidityMeasurement, Sensor, Configuration, etc.)</w:t>
       </w:r>
     </w:p>
     <w:p>
@@ -1086,15 +1026,7 @@
         </w:numPr>
       </w:pPr>
       <w:r>
-        <w:t xml:space="preserve">Tracks calibration state (e.g. calibrating, calibrated, </w:t>
-      </w:r>
-      <w:proofErr w:type="spellStart"/>
-      <w:r>
-        <w:t>notApplicable</w:t>
-      </w:r>
-      <w:proofErr w:type="spellEnd"/>
-      <w:r>
-        <w:t>)</w:t>
+        <w:t>Tracks calibration state (e.g. calibrating, calibrated, notApplicable)</w:t>
       </w:r>
     </w:p>
     <w:p>
@@ -1164,13 +1096,8 @@
         </w:numPr>
       </w:pPr>
       <w:r>
-        <w:t xml:space="preserve">Triggers from manual refresh or scheduled polling via </w:t>
-      </w:r>
-      <w:proofErr w:type="spellStart"/>
-      <w:r>
-        <w:t>runIn</w:t>
-      </w:r>
-      <w:proofErr w:type="spellEnd"/>
+        <w:t>Triggers from manual refresh or scheduled polling via runIn</w:t>
+      </w:r>
     </w:p>
     <w:p>
       <w:pPr>
@@ -1299,7 +1226,23 @@
       </w:r>
       <w:proofErr w:type="gramEnd"/>
       <w:r>
-        <w:t>), refresh(), updated() lifecycle methods</w:t>
+        <w:t xml:space="preserve">), </w:t>
+      </w:r>
+      <w:proofErr w:type="gramStart"/>
+      <w:r>
+        <w:t>refresh(</w:t>
+      </w:r>
+      <w:proofErr w:type="gramEnd"/>
+      <w:r>
+        <w:t xml:space="preserve">), </w:t>
+      </w:r>
+      <w:proofErr w:type="gramStart"/>
+      <w:r>
+        <w:t>updated(</w:t>
+      </w:r>
+      <w:proofErr w:type="gramEnd"/>
+      <w:r>
+        <w:t>) lifecycle methods</w:t>
       </w:r>
     </w:p>
     <w:p>
